--- a/Report/Perch_figures/Långvindsfjärden_MASE.docx
+++ b/Report/Perch_figures/Långvindsfjärden_MASE.docx
@@ -352,7 +352,7 @@
                 <w:szCs w:val="22"/>
                 <w:color w:val="000000"/>
               </w:rPr>
-              <w:t xml:space="preserve">0.7748410</w:t>
+              <w:t xml:space="preserve">0.3373495</w:t>
             </w:r>
           </w:p>
         </w:tc>
@@ -464,7 +464,7 @@
                 <w:szCs w:val="22"/>
                 <w:color w:val="000000"/>
               </w:rPr>
-              <w:t xml:space="preserve">0.7795515</w:t>
+              <w:t xml:space="preserve">1.9784056</w:t>
             </w:r>
           </w:p>
         </w:tc>
@@ -576,7 +576,7 @@
                 <w:szCs w:val="22"/>
                 <w:color w:val="000000"/>
               </w:rPr>
-              <w:t xml:space="preserve">1.0550208</w:t>
+              <w:t xml:space="preserve">2.5548840</w:t>
             </w:r>
           </w:p>
         </w:tc>
@@ -688,7 +688,7 @@
                 <w:szCs w:val="22"/>
                 <w:color w:val="000000"/>
               </w:rPr>
-              <w:t xml:space="preserve">0.3441420</w:t>
+              <w:t xml:space="preserve">0.5739051</w:t>
             </w:r>
           </w:p>
         </w:tc>
@@ -800,7 +800,7 @@
                 <w:szCs w:val="22"/>
                 <w:color w:val="000000"/>
               </w:rPr>
-              <w:t xml:space="preserve">0.3924249</w:t>
+              <w:t xml:space="preserve">0.2710635</w:t>
             </w:r>
           </w:p>
         </w:tc>
